--- a/minhchung/Minhchứng_B22DCAT028_LSBATK.docx
+++ b/minhchung/Minhchứng_B22DCAT028_LSBATK.docx
@@ -1246,6 +1246,7 @@
       <w:r>
         <w:rPr>
           <w:rFonts w:cs="Times New Roman"/>
+          <w:noProof/>
           <w:sz w:val="26"/>
           <w:szCs w:val="26"/>
         </w:rPr>
@@ -1423,8 +1424,26 @@
           <w:sz w:val="26"/>
           <w:szCs w:val="26"/>
         </w:rPr>
-        <w:t>noise_attack.py — chương trình tấn công nhiễu</w:t>
-      </w:r>
+        <w:t>des</w:t>
+      </w:r>
+      <w:r>
+        <w:rPr>
+          <w:rFonts w:cs="Times New Roman"/>
+          <w:sz w:val="26"/>
+          <w:szCs w:val="26"/>
+        </w:rPr>
+        <w:t xml:space="preserve">_attack.py — chương trình tấn công </w:t>
+      </w:r>
+      <w:r>
+        <w:rPr>
+          <w:rFonts w:cs="Times New Roman"/>
+          <w:sz w:val="26"/>
+          <w:szCs w:val="26"/>
+        </w:rPr>
+        <w:t>phá hủy</w:t>
+      </w:r>
+      <w:bookmarkStart w:id="2" w:name="_GoBack"/>
+      <w:bookmarkEnd w:id="2"/>
     </w:p>
     <w:p>
       <w:pPr>
@@ -1619,14 +1638,14 @@
           <w:rFonts w:cs="Times New Roman"/>
         </w:rPr>
       </w:pPr>
-      <w:bookmarkStart w:id="2" w:name="_Toc230191545"/>
+      <w:bookmarkStart w:id="3" w:name="_Toc230191545"/>
       <w:r>
         <w:rPr>
           <w:rFonts w:cs="Times New Roman"/>
         </w:rPr>
         <w:t>Nội dung thực hành</w:t>
       </w:r>
-      <w:bookmarkEnd w:id="2"/>
+      <w:bookmarkEnd w:id="3"/>
     </w:p>
     <w:p>
       <w:pPr>
@@ -3179,14 +3198,14 @@
           <w:rFonts w:cs="Times New Roman"/>
         </w:rPr>
       </w:pPr>
-      <w:bookmarkStart w:id="3" w:name="_Toc230191546"/>
+      <w:bookmarkStart w:id="4" w:name="_Toc230191546"/>
       <w:r>
         <w:rPr>
           <w:rFonts w:cs="Times New Roman"/>
         </w:rPr>
         <w:t>Kiểm tra kết quả</w:t>
       </w:r>
-      <w:bookmarkEnd w:id="3"/>
+      <w:bookmarkEnd w:id="4"/>
     </w:p>
     <w:p>
       <w:pPr>
@@ -3258,6 +3277,7 @@
         <w:rPr>
           <w:rFonts w:ascii="Courier New" w:hAnsi="Courier New" w:cs="Courier New"/>
           <w:i/>
+          <w:noProof/>
           <w:sz w:val="26"/>
           <w:szCs w:val="26"/>
         </w:rPr>
@@ -3305,14 +3325,14 @@
           <w:rFonts w:cs="Times New Roman"/>
         </w:rPr>
       </w:pPr>
-      <w:bookmarkStart w:id="4" w:name="_Toc230191547"/>
+      <w:bookmarkStart w:id="5" w:name="_Toc230191547"/>
       <w:r>
         <w:rPr>
           <w:rFonts w:cs="Times New Roman"/>
         </w:rPr>
         <w:t>Kết thúc bài lab</w:t>
       </w:r>
-      <w:bookmarkEnd w:id="4"/>
+      <w:bookmarkEnd w:id="5"/>
     </w:p>
     <w:p>
       <w:pPr>
@@ -3331,8 +3351,6 @@
         </w:rPr>
         <w:t>Trên terminal sử dụng câu lệnh sau để kết thúc bài lab:</w:t>
       </w:r>
-      <w:bookmarkStart w:id="5" w:name="_GoBack"/>
-      <w:bookmarkEnd w:id="5"/>
     </w:p>
     <w:p>
       <w:pPr>
@@ -7757,7 +7775,7 @@
 </file>
 
 <file path=customXml/itemProps1.xml><?xml version="1.0" encoding="utf-8"?>
-<ds:datastoreItem xmlns:ds="http://schemas.openxmlformats.org/officeDocument/2006/customXml" ds:itemID="{143BAEF2-8599-4541-99F0-D77E8F2779EB}">
+<ds:datastoreItem xmlns:ds="http://schemas.openxmlformats.org/officeDocument/2006/customXml" ds:itemID="{9A77386E-CD21-42E2-9639-20B539C84004}">
   <ds:schemaRefs>
     <ds:schemaRef ds:uri="http://schemas.openxmlformats.org/officeDocument/2006/bibliography"/>
   </ds:schemaRefs>
